--- a/worksheets/NS_L3_SQLInjection_Worksheet.docx
+++ b/worksheets/NS_L3_SQLInjection_Worksheet.docx
@@ -522,7 +522,7 @@
                 <w:sz w:val="21"/>
                 <w:szCs w:val="21"/>
               </w:rPr>
-              <w:t xml:space="preserve">Look at the login code. What do you think it does? In programming, joining a string to a variable is known as what?</w:t>
+              <w:t xml:space="preserve">A website login box passes whatever you type straight into a database query. Suggest what could go wrong, and who might take advantage of it.</w:t>
             </w:r>
           </w:p>
           <w:tbl>
@@ -1305,6 +1305,218 @@
               </w:tc>
             </w:tr>
           </w:tbl>
+          <w:p>
+            <w:pPr>
+              <w:keepNext/>
+              <w:spacing w:after="60" w:before="120"/>
+            </w:pPr>
+            <w:r>
+              <w:rPr>
+                <w:rFonts w:ascii="Arial" w:cs="Arial" w:eastAsia="Arial" w:hAnsi="Arial"/>
+                <w:b/>
+                <w:bCs/>
+                <w:sz w:val="21"/>
+                <w:szCs w:val="21"/>
+              </w:rPr>
+              <w:t xml:space="preserve">What is SQL used for?</w:t>
+            </w:r>
+          </w:p>
+          <w:tbl>
+            <w:tblPr>
+              <w:tblW w:type="dxa" w:w="10026"/>
+              <w:tblBorders>
+                <w:top w:val="single" w:color="auto" w:sz="4"/>
+                <w:left w:val="single" w:color="auto" w:sz="4"/>
+                <w:bottom w:val="single" w:color="auto" w:sz="4"/>
+                <w:right w:val="single" w:color="auto" w:sz="4"/>
+                <w:insideH w:val="single" w:color="auto" w:sz="4"/>
+                <w:insideV w:val="single" w:color="auto" w:sz="4"/>
+              </w:tblBorders>
+            </w:tblPr>
+            <w:tblGrid>
+              <w:gridCol w:w="10026"/>
+            </w:tblGrid>
+            <w:tr>
+              <w:trPr>
+                <w:cantSplit/>
+                <w:trHeight w:val="460" w:hRule="exact"/>
+              </w:trPr>
+              <w:tc>
+                <w:tcPr>
+                  <w:tcW w:type="dxa" w:w="10026"/>
+                  <w:tcBorders>
+                    <w:top w:val="none" w:color="FFFFFF" w:sz="0"/>
+                    <w:left w:val="none" w:color="FFFFFF" w:sz="0"/>
+                    <w:bottom w:val="dotted" w:color="9AA8BC" w:sz="6"/>
+                    <w:right w:val="none" w:color="FFFFFF" w:sz="0"/>
+                  </w:tcBorders>
+                  <w:tcMar>
+                    <w:left w:type="dxa" w:w="0"/>
+                    <w:bottom w:type="dxa" w:w="20"/>
+                    <w:right w:type="dxa" w:w="0"/>
+                  </w:tcMar>
+                  <w:vAlign w:val="bottom"/>
+                </w:tcPr>
+                <w:p>
+                  <w:pPr>
+                    <w:spacing w:after="0" w:before="0"/>
+                  </w:pPr>
+                  <w:r>
+                    <w:rPr>
+                      <w:rFonts w:ascii="Arial" w:cs="Arial" w:eastAsia="Arial" w:hAnsi="Arial"/>
+                      <w:color w:val="5A6B85"/>
+                      <w:sz w:val="21"/>
+                      <w:szCs w:val="21"/>
+                    </w:rPr>
+                    <w:t xml:space="preserve"/>
+                  </w:r>
+                </w:p>
+              </w:tc>
+            </w:tr>
+            <w:tr>
+              <w:trPr>
+                <w:cantSplit/>
+                <w:trHeight w:val="460" w:hRule="exact"/>
+              </w:trPr>
+              <w:tc>
+                <w:tcPr>
+                  <w:tcW w:type="dxa" w:w="10026"/>
+                  <w:tcBorders>
+                    <w:top w:val="none" w:color="FFFFFF" w:sz="0"/>
+                    <w:left w:val="none" w:color="FFFFFF" w:sz="0"/>
+                    <w:bottom w:val="dotted" w:color="9AA8BC" w:sz="6"/>
+                    <w:right w:val="none" w:color="FFFFFF" w:sz="0"/>
+                  </w:tcBorders>
+                  <w:tcMar>
+                    <w:left w:type="dxa" w:w="0"/>
+                    <w:bottom w:type="dxa" w:w="20"/>
+                    <w:right w:type="dxa" w:w="0"/>
+                  </w:tcMar>
+                  <w:vAlign w:val="bottom"/>
+                </w:tcPr>
+                <w:p>
+                  <w:pPr>
+                    <w:spacing w:after="0" w:before="0"/>
+                  </w:pPr>
+                  <w:r>
+                    <w:rPr>
+                      <w:rFonts w:ascii="Arial" w:cs="Arial" w:eastAsia="Arial" w:hAnsi="Arial"/>
+                      <w:color w:val="5A6B85"/>
+                      <w:sz w:val="21"/>
+                      <w:szCs w:val="21"/>
+                    </w:rPr>
+                    <w:t xml:space="preserve"/>
+                  </w:r>
+                </w:p>
+              </w:tc>
+            </w:tr>
+          </w:tbl>
+          <w:p>
+            <w:pPr>
+              <w:keepNext/>
+              <w:spacing w:after="60" w:before="120"/>
+            </w:pPr>
+            <w:r>
+              <w:rPr>
+                <w:rFonts w:ascii="Arial" w:cs="Arial" w:eastAsia="Arial" w:hAnsi="Arial"/>
+                <w:b/>
+                <w:bCs/>
+                <w:sz w:val="21"/>
+                <w:szCs w:val="21"/>
+              </w:rPr>
+              <w:t xml:space="preserve">Which part of a website would use SQL?</w:t>
+            </w:r>
+          </w:p>
+          <w:tbl>
+            <w:tblPr>
+              <w:tblW w:type="dxa" w:w="10026"/>
+              <w:tblBorders>
+                <w:top w:val="single" w:color="auto" w:sz="4"/>
+                <w:left w:val="single" w:color="auto" w:sz="4"/>
+                <w:bottom w:val="single" w:color="auto" w:sz="4"/>
+                <w:right w:val="single" w:color="auto" w:sz="4"/>
+                <w:insideH w:val="single" w:color="auto" w:sz="4"/>
+                <w:insideV w:val="single" w:color="auto" w:sz="4"/>
+              </w:tblBorders>
+            </w:tblPr>
+            <w:tblGrid>
+              <w:gridCol w:w="10026"/>
+            </w:tblGrid>
+            <w:tr>
+              <w:trPr>
+                <w:cantSplit/>
+                <w:trHeight w:val="460" w:hRule="exact"/>
+              </w:trPr>
+              <w:tc>
+                <w:tcPr>
+                  <w:tcW w:type="dxa" w:w="10026"/>
+                  <w:tcBorders>
+                    <w:top w:val="none" w:color="FFFFFF" w:sz="0"/>
+                    <w:left w:val="none" w:color="FFFFFF" w:sz="0"/>
+                    <w:bottom w:val="dotted" w:color="9AA8BC" w:sz="6"/>
+                    <w:right w:val="none" w:color="FFFFFF" w:sz="0"/>
+                  </w:tcBorders>
+                  <w:tcMar>
+                    <w:left w:type="dxa" w:w="0"/>
+                    <w:bottom w:type="dxa" w:w="20"/>
+                    <w:right w:type="dxa" w:w="0"/>
+                  </w:tcMar>
+                  <w:vAlign w:val="bottom"/>
+                </w:tcPr>
+                <w:p>
+                  <w:pPr>
+                    <w:spacing w:after="0" w:before="0"/>
+                  </w:pPr>
+                  <w:r>
+                    <w:rPr>
+                      <w:rFonts w:ascii="Arial" w:cs="Arial" w:eastAsia="Arial" w:hAnsi="Arial"/>
+                      <w:color w:val="5A6B85"/>
+                      <w:sz w:val="21"/>
+                      <w:szCs w:val="21"/>
+                    </w:rPr>
+                    <w:t xml:space="preserve"/>
+                  </w:r>
+                </w:p>
+              </w:tc>
+            </w:tr>
+            <w:tr>
+              <w:trPr>
+                <w:cantSplit/>
+                <w:trHeight w:val="460" w:hRule="exact"/>
+              </w:trPr>
+              <w:tc>
+                <w:tcPr>
+                  <w:tcW w:type="dxa" w:w="10026"/>
+                  <w:tcBorders>
+                    <w:top w:val="none" w:color="FFFFFF" w:sz="0"/>
+                    <w:left w:val="none" w:color="FFFFFF" w:sz="0"/>
+                    <w:bottom w:val="dotted" w:color="9AA8BC" w:sz="6"/>
+                    <w:right w:val="none" w:color="FFFFFF" w:sz="0"/>
+                  </w:tcBorders>
+                  <w:tcMar>
+                    <w:left w:type="dxa" w:w="0"/>
+                    <w:bottom w:type="dxa" w:w="20"/>
+                    <w:right w:type="dxa" w:w="0"/>
+                  </w:tcMar>
+                  <w:vAlign w:val="bottom"/>
+                </w:tcPr>
+                <w:p>
+                  <w:pPr>
+                    <w:spacing w:after="0" w:before="0"/>
+                  </w:pPr>
+                  <w:r>
+                    <w:rPr>
+                      <w:rFonts w:ascii="Arial" w:cs="Arial" w:eastAsia="Arial" w:hAnsi="Arial"/>
+                      <w:color w:val="5A6B85"/>
+                      <w:sz w:val="21"/>
+                      <w:szCs w:val="21"/>
+                    </w:rPr>
+                    <w:t xml:space="preserve"/>
+                  </w:r>
+                </w:p>
+              </w:tc>
+            </w:tr>
+          </w:tbl>
           <w:p/>
         </w:tc>
       </w:tr>
@@ -1496,6 +1708,218 @@
                 <w:szCs w:val="21"/>
               </w:rPr>
               <w:t xml:space="preserve">Which line of the starter code is the dangerous one, and why?</w:t>
+            </w:r>
+          </w:p>
+          <w:tbl>
+            <w:tblPr>
+              <w:tblW w:type="dxa" w:w="10026"/>
+              <w:tblBorders>
+                <w:top w:val="single" w:color="auto" w:sz="4"/>
+                <w:left w:val="single" w:color="auto" w:sz="4"/>
+                <w:bottom w:val="single" w:color="auto" w:sz="4"/>
+                <w:right w:val="single" w:color="auto" w:sz="4"/>
+                <w:insideH w:val="single" w:color="auto" w:sz="4"/>
+                <w:insideV w:val="single" w:color="auto" w:sz="4"/>
+              </w:tblBorders>
+            </w:tblPr>
+            <w:tblGrid>
+              <w:gridCol w:w="10026"/>
+            </w:tblGrid>
+            <w:tr>
+              <w:trPr>
+                <w:cantSplit/>
+                <w:trHeight w:val="460" w:hRule="exact"/>
+              </w:trPr>
+              <w:tc>
+                <w:tcPr>
+                  <w:tcW w:type="dxa" w:w="10026"/>
+                  <w:tcBorders>
+                    <w:top w:val="none" w:color="FFFFFF" w:sz="0"/>
+                    <w:left w:val="none" w:color="FFFFFF" w:sz="0"/>
+                    <w:bottom w:val="dotted" w:color="9AA8BC" w:sz="6"/>
+                    <w:right w:val="none" w:color="FFFFFF" w:sz="0"/>
+                  </w:tcBorders>
+                  <w:tcMar>
+                    <w:left w:type="dxa" w:w="0"/>
+                    <w:bottom w:type="dxa" w:w="20"/>
+                    <w:right w:type="dxa" w:w="0"/>
+                  </w:tcMar>
+                  <w:vAlign w:val="bottom"/>
+                </w:tcPr>
+                <w:p>
+                  <w:pPr>
+                    <w:spacing w:after="0" w:before="0"/>
+                  </w:pPr>
+                  <w:r>
+                    <w:rPr>
+                      <w:rFonts w:ascii="Arial" w:cs="Arial" w:eastAsia="Arial" w:hAnsi="Arial"/>
+                      <w:color w:val="5A6B85"/>
+                      <w:sz w:val="21"/>
+                      <w:szCs w:val="21"/>
+                    </w:rPr>
+                    <w:t xml:space="preserve"/>
+                  </w:r>
+                </w:p>
+              </w:tc>
+            </w:tr>
+            <w:tr>
+              <w:trPr>
+                <w:cantSplit/>
+                <w:trHeight w:val="460" w:hRule="exact"/>
+              </w:trPr>
+              <w:tc>
+                <w:tcPr>
+                  <w:tcW w:type="dxa" w:w="10026"/>
+                  <w:tcBorders>
+                    <w:top w:val="none" w:color="FFFFFF" w:sz="0"/>
+                    <w:left w:val="none" w:color="FFFFFF" w:sz="0"/>
+                    <w:bottom w:val="dotted" w:color="9AA8BC" w:sz="6"/>
+                    <w:right w:val="none" w:color="FFFFFF" w:sz="0"/>
+                  </w:tcBorders>
+                  <w:tcMar>
+                    <w:left w:type="dxa" w:w="0"/>
+                    <w:bottom w:type="dxa" w:w="20"/>
+                    <w:right w:type="dxa" w:w="0"/>
+                  </w:tcMar>
+                  <w:vAlign w:val="bottom"/>
+                </w:tcPr>
+                <w:p>
+                  <w:pPr>
+                    <w:spacing w:after="0" w:before="0"/>
+                  </w:pPr>
+                  <w:r>
+                    <w:rPr>
+                      <w:rFonts w:ascii="Arial" w:cs="Arial" w:eastAsia="Arial" w:hAnsi="Arial"/>
+                      <w:color w:val="5A6B85"/>
+                      <w:sz w:val="21"/>
+                      <w:szCs w:val="21"/>
+                    </w:rPr>
+                    <w:t xml:space="preserve"/>
+                  </w:r>
+                </w:p>
+              </w:tc>
+            </w:tr>
+          </w:tbl>
+          <w:p>
+            <w:pPr>
+              <w:keepNext/>
+              <w:spacing w:after="60" w:before="120"/>
+            </w:pPr>
+            <w:r>
+              <w:rPr>
+                <w:rFonts w:ascii="Arial" w:cs="Arial" w:eastAsia="Arial" w:hAnsi="Arial"/>
+                <w:b/>
+                <w:bCs/>
+                <w:sz w:val="21"/>
+                <w:szCs w:val="21"/>
+              </w:rPr>
+              <w:t xml:space="preserve">Joining a string to a variable, as in 'uname = ' + username, is known as what?</w:t>
+            </w:r>
+          </w:p>
+          <w:tbl>
+            <w:tblPr>
+              <w:tblW w:type="dxa" w:w="10026"/>
+              <w:tblBorders>
+                <w:top w:val="single" w:color="auto" w:sz="4"/>
+                <w:left w:val="single" w:color="auto" w:sz="4"/>
+                <w:bottom w:val="single" w:color="auto" w:sz="4"/>
+                <w:right w:val="single" w:color="auto" w:sz="4"/>
+                <w:insideH w:val="single" w:color="auto" w:sz="4"/>
+                <w:insideV w:val="single" w:color="auto" w:sz="4"/>
+              </w:tblBorders>
+            </w:tblPr>
+            <w:tblGrid>
+              <w:gridCol w:w="10026"/>
+            </w:tblGrid>
+            <w:tr>
+              <w:trPr>
+                <w:cantSplit/>
+                <w:trHeight w:val="460" w:hRule="exact"/>
+              </w:trPr>
+              <w:tc>
+                <w:tcPr>
+                  <w:tcW w:type="dxa" w:w="10026"/>
+                  <w:tcBorders>
+                    <w:top w:val="none" w:color="FFFFFF" w:sz="0"/>
+                    <w:left w:val="none" w:color="FFFFFF" w:sz="0"/>
+                    <w:bottom w:val="dotted" w:color="9AA8BC" w:sz="6"/>
+                    <w:right w:val="none" w:color="FFFFFF" w:sz="0"/>
+                  </w:tcBorders>
+                  <w:tcMar>
+                    <w:left w:type="dxa" w:w="0"/>
+                    <w:bottom w:type="dxa" w:w="20"/>
+                    <w:right w:type="dxa" w:w="0"/>
+                  </w:tcMar>
+                  <w:vAlign w:val="bottom"/>
+                </w:tcPr>
+                <w:p>
+                  <w:pPr>
+                    <w:spacing w:after="0" w:before="0"/>
+                  </w:pPr>
+                  <w:r>
+                    <w:rPr>
+                      <w:rFonts w:ascii="Arial" w:cs="Arial" w:eastAsia="Arial" w:hAnsi="Arial"/>
+                      <w:color w:val="5A6B85"/>
+                      <w:sz w:val="21"/>
+                      <w:szCs w:val="21"/>
+                    </w:rPr>
+                    <w:t xml:space="preserve"/>
+                  </w:r>
+                </w:p>
+              </w:tc>
+            </w:tr>
+            <w:tr>
+              <w:trPr>
+                <w:cantSplit/>
+                <w:trHeight w:val="460" w:hRule="exact"/>
+              </w:trPr>
+              <w:tc>
+                <w:tcPr>
+                  <w:tcW w:type="dxa" w:w="10026"/>
+                  <w:tcBorders>
+                    <w:top w:val="none" w:color="FFFFFF" w:sz="0"/>
+                    <w:left w:val="none" w:color="FFFFFF" w:sz="0"/>
+                    <w:bottom w:val="dotted" w:color="9AA8BC" w:sz="6"/>
+                    <w:right w:val="none" w:color="FFFFFF" w:sz="0"/>
+                  </w:tcBorders>
+                  <w:tcMar>
+                    <w:left w:type="dxa" w:w="0"/>
+                    <w:bottom w:type="dxa" w:w="20"/>
+                    <w:right w:type="dxa" w:w="0"/>
+                  </w:tcMar>
+                  <w:vAlign w:val="bottom"/>
+                </w:tcPr>
+                <w:p>
+                  <w:pPr>
+                    <w:spacing w:after="0" w:before="0"/>
+                  </w:pPr>
+                  <w:r>
+                    <w:rPr>
+                      <w:rFonts w:ascii="Arial" w:cs="Arial" w:eastAsia="Arial" w:hAnsi="Arial"/>
+                      <w:color w:val="5A6B85"/>
+                      <w:sz w:val="21"/>
+                      <w:szCs w:val="21"/>
+                    </w:rPr>
+                    <w:t xml:space="preserve"/>
+                  </w:r>
+                </w:p>
+              </w:tc>
+            </w:tr>
+          </w:tbl>
+          <w:p>
+            <w:pPr>
+              <w:keepNext/>
+              <w:spacing w:after="60" w:before="120"/>
+            </w:pPr>
+            <w:r>
+              <w:rPr>
+                <w:rFonts w:ascii="Arial" w:cs="Arial" w:eastAsia="Arial" w:hAnsi="Arial"/>
+                <w:b/>
+                <w:bCs/>
+                <w:sz w:val="21"/>
+                <w:szCs w:val="21"/>
+              </w:rPr>
+              <w:t xml:space="preserve">Why is building a query this way dangerous?</w:t>
             </w:r>
           </w:p>
           <w:tbl>
@@ -1871,6 +2295,218 @@
               </w:tc>
             </w:tr>
           </w:tbl>
+          <w:p>
+            <w:pPr>
+              <w:keepNext/>
+              <w:spacing w:after="60" w:before="120"/>
+            </w:pPr>
+            <w:r>
+              <w:rPr>
+                <w:rFonts w:ascii="Arial" w:cs="Arial" w:eastAsia="Arial" w:hAnsi="Arial"/>
+                <w:b/>
+                <w:bCs/>
+                <w:sz w:val="21"/>
+                <w:szCs w:val="21"/>
+              </w:rPr>
+              <w:t xml:space="preserve">What does ' OR 1=1 do inside a query?</w:t>
+            </w:r>
+          </w:p>
+          <w:tbl>
+            <w:tblPr>
+              <w:tblW w:type="dxa" w:w="10026"/>
+              <w:tblBorders>
+                <w:top w:val="single" w:color="auto" w:sz="4"/>
+                <w:left w:val="single" w:color="auto" w:sz="4"/>
+                <w:bottom w:val="single" w:color="auto" w:sz="4"/>
+                <w:right w:val="single" w:color="auto" w:sz="4"/>
+                <w:insideH w:val="single" w:color="auto" w:sz="4"/>
+                <w:insideV w:val="single" w:color="auto" w:sz="4"/>
+              </w:tblBorders>
+            </w:tblPr>
+            <w:tblGrid>
+              <w:gridCol w:w="10026"/>
+            </w:tblGrid>
+            <w:tr>
+              <w:trPr>
+                <w:cantSplit/>
+                <w:trHeight w:val="460" w:hRule="exact"/>
+              </w:trPr>
+              <w:tc>
+                <w:tcPr>
+                  <w:tcW w:type="dxa" w:w="10026"/>
+                  <w:tcBorders>
+                    <w:top w:val="none" w:color="FFFFFF" w:sz="0"/>
+                    <w:left w:val="none" w:color="FFFFFF" w:sz="0"/>
+                    <w:bottom w:val="dotted" w:color="9AA8BC" w:sz="6"/>
+                    <w:right w:val="none" w:color="FFFFFF" w:sz="0"/>
+                  </w:tcBorders>
+                  <w:tcMar>
+                    <w:left w:type="dxa" w:w="0"/>
+                    <w:bottom w:type="dxa" w:w="20"/>
+                    <w:right w:type="dxa" w:w="0"/>
+                  </w:tcMar>
+                  <w:vAlign w:val="bottom"/>
+                </w:tcPr>
+                <w:p>
+                  <w:pPr>
+                    <w:spacing w:after="0" w:before="0"/>
+                  </w:pPr>
+                  <w:r>
+                    <w:rPr>
+                      <w:rFonts w:ascii="Arial" w:cs="Arial" w:eastAsia="Arial" w:hAnsi="Arial"/>
+                      <w:color w:val="5A6B85"/>
+                      <w:sz w:val="21"/>
+                      <w:szCs w:val="21"/>
+                    </w:rPr>
+                    <w:t xml:space="preserve"/>
+                  </w:r>
+                </w:p>
+              </w:tc>
+            </w:tr>
+            <w:tr>
+              <w:trPr>
+                <w:cantSplit/>
+                <w:trHeight w:val="460" w:hRule="exact"/>
+              </w:trPr>
+              <w:tc>
+                <w:tcPr>
+                  <w:tcW w:type="dxa" w:w="10026"/>
+                  <w:tcBorders>
+                    <w:top w:val="none" w:color="FFFFFF" w:sz="0"/>
+                    <w:left w:val="none" w:color="FFFFFF" w:sz="0"/>
+                    <w:bottom w:val="dotted" w:color="9AA8BC" w:sz="6"/>
+                    <w:right w:val="none" w:color="FFFFFF" w:sz="0"/>
+                  </w:tcBorders>
+                  <w:tcMar>
+                    <w:left w:type="dxa" w:w="0"/>
+                    <w:bottom w:type="dxa" w:w="20"/>
+                    <w:right w:type="dxa" w:w="0"/>
+                  </w:tcMar>
+                  <w:vAlign w:val="bottom"/>
+                </w:tcPr>
+                <w:p>
+                  <w:pPr>
+                    <w:spacing w:after="0" w:before="0"/>
+                  </w:pPr>
+                  <w:r>
+                    <w:rPr>
+                      <w:rFonts w:ascii="Arial" w:cs="Arial" w:eastAsia="Arial" w:hAnsi="Arial"/>
+                      <w:color w:val="5A6B85"/>
+                      <w:sz w:val="21"/>
+                      <w:szCs w:val="21"/>
+                    </w:rPr>
+                    <w:t xml:space="preserve"/>
+                  </w:r>
+                </w:p>
+              </w:tc>
+            </w:tr>
+          </w:tbl>
+          <w:p>
+            <w:pPr>
+              <w:keepNext/>
+              <w:spacing w:after="60" w:before="120"/>
+            </w:pPr>
+            <w:r>
+              <w:rPr>
+                <w:rFonts w:ascii="Arial" w:cs="Arial" w:eastAsia="Arial" w:hAnsi="Arial"/>
+                <w:b/>
+                <w:bCs/>
+                <w:sz w:val="21"/>
+                <w:szCs w:val="21"/>
+              </w:rPr>
+              <w:t xml:space="preserve">What is the -- for?</w:t>
+            </w:r>
+          </w:p>
+          <w:tbl>
+            <w:tblPr>
+              <w:tblW w:type="dxa" w:w="10026"/>
+              <w:tblBorders>
+                <w:top w:val="single" w:color="auto" w:sz="4"/>
+                <w:left w:val="single" w:color="auto" w:sz="4"/>
+                <w:bottom w:val="single" w:color="auto" w:sz="4"/>
+                <w:right w:val="single" w:color="auto" w:sz="4"/>
+                <w:insideH w:val="single" w:color="auto" w:sz="4"/>
+                <w:insideV w:val="single" w:color="auto" w:sz="4"/>
+              </w:tblBorders>
+            </w:tblPr>
+            <w:tblGrid>
+              <w:gridCol w:w="10026"/>
+            </w:tblGrid>
+            <w:tr>
+              <w:trPr>
+                <w:cantSplit/>
+                <w:trHeight w:val="460" w:hRule="exact"/>
+              </w:trPr>
+              <w:tc>
+                <w:tcPr>
+                  <w:tcW w:type="dxa" w:w="10026"/>
+                  <w:tcBorders>
+                    <w:top w:val="none" w:color="FFFFFF" w:sz="0"/>
+                    <w:left w:val="none" w:color="FFFFFF" w:sz="0"/>
+                    <w:bottom w:val="dotted" w:color="9AA8BC" w:sz="6"/>
+                    <w:right w:val="none" w:color="FFFFFF" w:sz="0"/>
+                  </w:tcBorders>
+                  <w:tcMar>
+                    <w:left w:type="dxa" w:w="0"/>
+                    <w:bottom w:type="dxa" w:w="20"/>
+                    <w:right w:type="dxa" w:w="0"/>
+                  </w:tcMar>
+                  <w:vAlign w:val="bottom"/>
+                </w:tcPr>
+                <w:p>
+                  <w:pPr>
+                    <w:spacing w:after="0" w:before="0"/>
+                  </w:pPr>
+                  <w:r>
+                    <w:rPr>
+                      <w:rFonts w:ascii="Arial" w:cs="Arial" w:eastAsia="Arial" w:hAnsi="Arial"/>
+                      <w:color w:val="5A6B85"/>
+                      <w:sz w:val="21"/>
+                      <w:szCs w:val="21"/>
+                    </w:rPr>
+                    <w:t xml:space="preserve"/>
+                  </w:r>
+                </w:p>
+              </w:tc>
+            </w:tr>
+            <w:tr>
+              <w:trPr>
+                <w:cantSplit/>
+                <w:trHeight w:val="460" w:hRule="exact"/>
+              </w:trPr>
+              <w:tc>
+                <w:tcPr>
+                  <w:tcW w:type="dxa" w:w="10026"/>
+                  <w:tcBorders>
+                    <w:top w:val="none" w:color="FFFFFF" w:sz="0"/>
+                    <w:left w:val="none" w:color="FFFFFF" w:sz="0"/>
+                    <w:bottom w:val="dotted" w:color="9AA8BC" w:sz="6"/>
+                    <w:right w:val="none" w:color="FFFFFF" w:sz="0"/>
+                  </w:tcBorders>
+                  <w:tcMar>
+                    <w:left w:type="dxa" w:w="0"/>
+                    <w:bottom w:type="dxa" w:w="20"/>
+                    <w:right w:type="dxa" w:w="0"/>
+                  </w:tcMar>
+                  <w:vAlign w:val="bottom"/>
+                </w:tcPr>
+                <w:p>
+                  <w:pPr>
+                    <w:spacing w:after="0" w:before="0"/>
+                  </w:pPr>
+                  <w:r>
+                    <w:rPr>
+                      <w:rFonts w:ascii="Arial" w:cs="Arial" w:eastAsia="Arial" w:hAnsi="Arial"/>
+                      <w:color w:val="5A6B85"/>
+                      <w:sz w:val="21"/>
+                      <w:szCs w:val="21"/>
+                    </w:rPr>
+                    <w:t xml:space="preserve"/>
+                  </w:r>
+                </w:p>
+              </w:tc>
+            </w:tr>
+          </w:tbl>
           <w:p/>
         </w:tc>
       </w:tr>
@@ -2062,6 +2698,112 @@
                 <w:szCs w:val="21"/>
               </w:rPr>
               <w:t xml:space="preserve">What could an attacker do with a school's student database?</w:t>
+            </w:r>
+          </w:p>
+          <w:tbl>
+            <w:tblPr>
+              <w:tblW w:type="dxa" w:w="10026"/>
+              <w:tblBorders>
+                <w:top w:val="single" w:color="auto" w:sz="4"/>
+                <w:left w:val="single" w:color="auto" w:sz="4"/>
+                <w:bottom w:val="single" w:color="auto" w:sz="4"/>
+                <w:right w:val="single" w:color="auto" w:sz="4"/>
+                <w:insideH w:val="single" w:color="auto" w:sz="4"/>
+                <w:insideV w:val="single" w:color="auto" w:sz="4"/>
+              </w:tblBorders>
+            </w:tblPr>
+            <w:tblGrid>
+              <w:gridCol w:w="10026"/>
+            </w:tblGrid>
+            <w:tr>
+              <w:trPr>
+                <w:cantSplit/>
+                <w:trHeight w:val="460" w:hRule="exact"/>
+              </w:trPr>
+              <w:tc>
+                <w:tcPr>
+                  <w:tcW w:type="dxa" w:w="10026"/>
+                  <w:tcBorders>
+                    <w:top w:val="none" w:color="FFFFFF" w:sz="0"/>
+                    <w:left w:val="none" w:color="FFFFFF" w:sz="0"/>
+                    <w:bottom w:val="dotted" w:color="9AA8BC" w:sz="6"/>
+                    <w:right w:val="none" w:color="FFFFFF" w:sz="0"/>
+                  </w:tcBorders>
+                  <w:tcMar>
+                    <w:left w:type="dxa" w:w="0"/>
+                    <w:bottom w:type="dxa" w:w="20"/>
+                    <w:right w:type="dxa" w:w="0"/>
+                  </w:tcMar>
+                  <w:vAlign w:val="bottom"/>
+                </w:tcPr>
+                <w:p>
+                  <w:pPr>
+                    <w:spacing w:after="0" w:before="0"/>
+                  </w:pPr>
+                  <w:r>
+                    <w:rPr>
+                      <w:rFonts w:ascii="Arial" w:cs="Arial" w:eastAsia="Arial" w:hAnsi="Arial"/>
+                      <w:color w:val="5A6B85"/>
+                      <w:sz w:val="21"/>
+                      <w:szCs w:val="21"/>
+                    </w:rPr>
+                    <w:t xml:space="preserve"/>
+                  </w:r>
+                </w:p>
+              </w:tc>
+            </w:tr>
+            <w:tr>
+              <w:trPr>
+                <w:cantSplit/>
+                <w:trHeight w:val="460" w:hRule="exact"/>
+              </w:trPr>
+              <w:tc>
+                <w:tcPr>
+                  <w:tcW w:type="dxa" w:w="10026"/>
+                  <w:tcBorders>
+                    <w:top w:val="none" w:color="FFFFFF" w:sz="0"/>
+                    <w:left w:val="none" w:color="FFFFFF" w:sz="0"/>
+                    <w:bottom w:val="dotted" w:color="9AA8BC" w:sz="6"/>
+                    <w:right w:val="none" w:color="FFFFFF" w:sz="0"/>
+                  </w:tcBorders>
+                  <w:tcMar>
+                    <w:left w:type="dxa" w:w="0"/>
+                    <w:bottom w:type="dxa" w:w="20"/>
+                    <w:right w:type="dxa" w:w="0"/>
+                  </w:tcMar>
+                  <w:vAlign w:val="bottom"/>
+                </w:tcPr>
+                <w:p>
+                  <w:pPr>
+                    <w:spacing w:after="0" w:before="0"/>
+                  </w:pPr>
+                  <w:r>
+                    <w:rPr>
+                      <w:rFonts w:ascii="Arial" w:cs="Arial" w:eastAsia="Arial" w:hAnsi="Arial"/>
+                      <w:color w:val="5A6B85"/>
+                      <w:sz w:val="21"/>
+                      <w:szCs w:val="21"/>
+                    </w:rPr>
+                    <w:t xml:space="preserve"/>
+                  </w:r>
+                </w:p>
+              </w:tc>
+            </w:tr>
+          </w:tbl>
+          <w:p>
+            <w:pPr>
+              <w:keepNext/>
+              <w:spacing w:after="60" w:before="120"/>
+            </w:pPr>
+            <w:r>
+              <w:rPr>
+                <w:rFonts w:ascii="Arial" w:cs="Arial" w:eastAsia="Arial" w:hAnsi="Arial"/>
+                <w:b/>
+                <w:bCs/>
+                <w:sz w:val="21"/>
+                <w:szCs w:val="21"/>
+              </w:rPr>
+              <w:t xml:space="preserve">What can a successful SQL injection attack achieve? Select all that apply.</w:t>
             </w:r>
           </w:p>
           <w:tbl>
@@ -2437,6 +3179,218 @@
               </w:tc>
             </w:tr>
           </w:tbl>
+          <w:p>
+            <w:pPr>
+              <w:keepNext/>
+              <w:spacing w:after="60" w:before="120"/>
+            </w:pPr>
+            <w:r>
+              <w:rPr>
+                <w:rFonts w:ascii="Arial" w:cs="Arial" w:eastAsia="Arial" w:hAnsi="Arial"/>
+                <w:b/>
+                <w:bCs/>
+                <w:sz w:val="21"/>
+                <w:szCs w:val="21"/>
+              </w:rPr>
+              <w:t xml:space="preserve">Which is the strongest defence against SQL injection?</w:t>
+            </w:r>
+          </w:p>
+          <w:tbl>
+            <w:tblPr>
+              <w:tblW w:type="dxa" w:w="10026"/>
+              <w:tblBorders>
+                <w:top w:val="single" w:color="auto" w:sz="4"/>
+                <w:left w:val="single" w:color="auto" w:sz="4"/>
+                <w:bottom w:val="single" w:color="auto" w:sz="4"/>
+                <w:right w:val="single" w:color="auto" w:sz="4"/>
+                <w:insideH w:val="single" w:color="auto" w:sz="4"/>
+                <w:insideV w:val="single" w:color="auto" w:sz="4"/>
+              </w:tblBorders>
+            </w:tblPr>
+            <w:tblGrid>
+              <w:gridCol w:w="10026"/>
+            </w:tblGrid>
+            <w:tr>
+              <w:trPr>
+                <w:cantSplit/>
+                <w:trHeight w:val="460" w:hRule="exact"/>
+              </w:trPr>
+              <w:tc>
+                <w:tcPr>
+                  <w:tcW w:type="dxa" w:w="10026"/>
+                  <w:tcBorders>
+                    <w:top w:val="none" w:color="FFFFFF" w:sz="0"/>
+                    <w:left w:val="none" w:color="FFFFFF" w:sz="0"/>
+                    <w:bottom w:val="dotted" w:color="9AA8BC" w:sz="6"/>
+                    <w:right w:val="none" w:color="FFFFFF" w:sz="0"/>
+                  </w:tcBorders>
+                  <w:tcMar>
+                    <w:left w:type="dxa" w:w="0"/>
+                    <w:bottom w:type="dxa" w:w="20"/>
+                    <w:right w:type="dxa" w:w="0"/>
+                  </w:tcMar>
+                  <w:vAlign w:val="bottom"/>
+                </w:tcPr>
+                <w:p>
+                  <w:pPr>
+                    <w:spacing w:after="0" w:before="0"/>
+                  </w:pPr>
+                  <w:r>
+                    <w:rPr>
+                      <w:rFonts w:ascii="Arial" w:cs="Arial" w:eastAsia="Arial" w:hAnsi="Arial"/>
+                      <w:color w:val="5A6B85"/>
+                      <w:sz w:val="21"/>
+                      <w:szCs w:val="21"/>
+                    </w:rPr>
+                    <w:t xml:space="preserve"/>
+                  </w:r>
+                </w:p>
+              </w:tc>
+            </w:tr>
+            <w:tr>
+              <w:trPr>
+                <w:cantSplit/>
+                <w:trHeight w:val="460" w:hRule="exact"/>
+              </w:trPr>
+              <w:tc>
+                <w:tcPr>
+                  <w:tcW w:type="dxa" w:w="10026"/>
+                  <w:tcBorders>
+                    <w:top w:val="none" w:color="FFFFFF" w:sz="0"/>
+                    <w:left w:val="none" w:color="FFFFFF" w:sz="0"/>
+                    <w:bottom w:val="dotted" w:color="9AA8BC" w:sz="6"/>
+                    <w:right w:val="none" w:color="FFFFFF" w:sz="0"/>
+                  </w:tcBorders>
+                  <w:tcMar>
+                    <w:left w:type="dxa" w:w="0"/>
+                    <w:bottom w:type="dxa" w:w="20"/>
+                    <w:right w:type="dxa" w:w="0"/>
+                  </w:tcMar>
+                  <w:vAlign w:val="bottom"/>
+                </w:tcPr>
+                <w:p>
+                  <w:pPr>
+                    <w:spacing w:after="0" w:before="0"/>
+                  </w:pPr>
+                  <w:r>
+                    <w:rPr>
+                      <w:rFonts w:ascii="Arial" w:cs="Arial" w:eastAsia="Arial" w:hAnsi="Arial"/>
+                      <w:color w:val="5A6B85"/>
+                      <w:sz w:val="21"/>
+                      <w:szCs w:val="21"/>
+                    </w:rPr>
+                    <w:t xml:space="preserve"/>
+                  </w:r>
+                </w:p>
+              </w:tc>
+            </w:tr>
+          </w:tbl>
+          <w:p>
+            <w:pPr>
+              <w:keepNext/>
+              <w:spacing w:after="60" w:before="120"/>
+            </w:pPr>
+            <w:r>
+              <w:rPr>
+                <w:rFonts w:ascii="Arial" w:cs="Arial" w:eastAsia="Arial" w:hAnsi="Arial"/>
+                <w:b/>
+                <w:bCs/>
+                <w:sz w:val="21"/>
+                <w:szCs w:val="21"/>
+              </w:rPr>
+              <w:t xml:space="preserve">What does sanitising input mean?</w:t>
+            </w:r>
+          </w:p>
+          <w:tbl>
+            <w:tblPr>
+              <w:tblW w:type="dxa" w:w="10026"/>
+              <w:tblBorders>
+                <w:top w:val="single" w:color="auto" w:sz="4"/>
+                <w:left w:val="single" w:color="auto" w:sz="4"/>
+                <w:bottom w:val="single" w:color="auto" w:sz="4"/>
+                <w:right w:val="single" w:color="auto" w:sz="4"/>
+                <w:insideH w:val="single" w:color="auto" w:sz="4"/>
+                <w:insideV w:val="single" w:color="auto" w:sz="4"/>
+              </w:tblBorders>
+            </w:tblPr>
+            <w:tblGrid>
+              <w:gridCol w:w="10026"/>
+            </w:tblGrid>
+            <w:tr>
+              <w:trPr>
+                <w:cantSplit/>
+                <w:trHeight w:val="460" w:hRule="exact"/>
+              </w:trPr>
+              <w:tc>
+                <w:tcPr>
+                  <w:tcW w:type="dxa" w:w="10026"/>
+                  <w:tcBorders>
+                    <w:top w:val="none" w:color="FFFFFF" w:sz="0"/>
+                    <w:left w:val="none" w:color="FFFFFF" w:sz="0"/>
+                    <w:bottom w:val="dotted" w:color="9AA8BC" w:sz="6"/>
+                    <w:right w:val="none" w:color="FFFFFF" w:sz="0"/>
+                  </w:tcBorders>
+                  <w:tcMar>
+                    <w:left w:type="dxa" w:w="0"/>
+                    <w:bottom w:type="dxa" w:w="20"/>
+                    <w:right w:type="dxa" w:w="0"/>
+                  </w:tcMar>
+                  <w:vAlign w:val="bottom"/>
+                </w:tcPr>
+                <w:p>
+                  <w:pPr>
+                    <w:spacing w:after="0" w:before="0"/>
+                  </w:pPr>
+                  <w:r>
+                    <w:rPr>
+                      <w:rFonts w:ascii="Arial" w:cs="Arial" w:eastAsia="Arial" w:hAnsi="Arial"/>
+                      <w:color w:val="5A6B85"/>
+                      <w:sz w:val="21"/>
+                      <w:szCs w:val="21"/>
+                    </w:rPr>
+                    <w:t xml:space="preserve"/>
+                  </w:r>
+                </w:p>
+              </w:tc>
+            </w:tr>
+            <w:tr>
+              <w:trPr>
+                <w:cantSplit/>
+                <w:trHeight w:val="460" w:hRule="exact"/>
+              </w:trPr>
+              <w:tc>
+                <w:tcPr>
+                  <w:tcW w:type="dxa" w:w="10026"/>
+                  <w:tcBorders>
+                    <w:top w:val="none" w:color="FFFFFF" w:sz="0"/>
+                    <w:left w:val="none" w:color="FFFFFF" w:sz="0"/>
+                    <w:bottom w:val="dotted" w:color="9AA8BC" w:sz="6"/>
+                    <w:right w:val="none" w:color="FFFFFF" w:sz="0"/>
+                  </w:tcBorders>
+                  <w:tcMar>
+                    <w:left w:type="dxa" w:w="0"/>
+                    <w:bottom w:type="dxa" w:w="20"/>
+                    <w:right w:type="dxa" w:w="0"/>
+                  </w:tcMar>
+                  <w:vAlign w:val="bottom"/>
+                </w:tcPr>
+                <w:p>
+                  <w:pPr>
+                    <w:spacing w:after="0" w:before="0"/>
+                  </w:pPr>
+                  <w:r>
+                    <w:rPr>
+                      <w:rFonts w:ascii="Arial" w:cs="Arial" w:eastAsia="Arial" w:hAnsi="Arial"/>
+                      <w:color w:val="5A6B85"/>
+                      <w:sz w:val="21"/>
+                      <w:szCs w:val="21"/>
+                    </w:rPr>
+                    <w:t xml:space="preserve"/>
+                  </w:r>
+                </w:p>
+              </w:tc>
+            </w:tr>
+          </w:tbl>
           <w:p/>
         </w:tc>
       </w:tr>
@@ -2628,6 +3582,218 @@
                 <w:szCs w:val="21"/>
               </w:rPr>
               <w:t xml:space="preserve">Why should a live website never show detailed database errors?</w:t>
+            </w:r>
+          </w:p>
+          <w:tbl>
+            <w:tblPr>
+              <w:tblW w:type="dxa" w:w="10026"/>
+              <w:tblBorders>
+                <w:top w:val="single" w:color="auto" w:sz="4"/>
+                <w:left w:val="single" w:color="auto" w:sz="4"/>
+                <w:bottom w:val="single" w:color="auto" w:sz="4"/>
+                <w:right w:val="single" w:color="auto" w:sz="4"/>
+                <w:insideH w:val="single" w:color="auto" w:sz="4"/>
+                <w:insideV w:val="single" w:color="auto" w:sz="4"/>
+              </w:tblBorders>
+            </w:tblPr>
+            <w:tblGrid>
+              <w:gridCol w:w="10026"/>
+            </w:tblGrid>
+            <w:tr>
+              <w:trPr>
+                <w:cantSplit/>
+                <w:trHeight w:val="460" w:hRule="exact"/>
+              </w:trPr>
+              <w:tc>
+                <w:tcPr>
+                  <w:tcW w:type="dxa" w:w="10026"/>
+                  <w:tcBorders>
+                    <w:top w:val="none" w:color="FFFFFF" w:sz="0"/>
+                    <w:left w:val="none" w:color="FFFFFF" w:sz="0"/>
+                    <w:bottom w:val="dotted" w:color="9AA8BC" w:sz="6"/>
+                    <w:right w:val="none" w:color="FFFFFF" w:sz="0"/>
+                  </w:tcBorders>
+                  <w:tcMar>
+                    <w:left w:type="dxa" w:w="0"/>
+                    <w:bottom w:type="dxa" w:w="20"/>
+                    <w:right w:type="dxa" w:w="0"/>
+                  </w:tcMar>
+                  <w:vAlign w:val="bottom"/>
+                </w:tcPr>
+                <w:p>
+                  <w:pPr>
+                    <w:spacing w:after="0" w:before="0"/>
+                  </w:pPr>
+                  <w:r>
+                    <w:rPr>
+                      <w:rFonts w:ascii="Arial" w:cs="Arial" w:eastAsia="Arial" w:hAnsi="Arial"/>
+                      <w:color w:val="5A6B85"/>
+                      <w:sz w:val="21"/>
+                      <w:szCs w:val="21"/>
+                    </w:rPr>
+                    <w:t xml:space="preserve"/>
+                  </w:r>
+                </w:p>
+              </w:tc>
+            </w:tr>
+            <w:tr>
+              <w:trPr>
+                <w:cantSplit/>
+                <w:trHeight w:val="460" w:hRule="exact"/>
+              </w:trPr>
+              <w:tc>
+                <w:tcPr>
+                  <w:tcW w:type="dxa" w:w="10026"/>
+                  <w:tcBorders>
+                    <w:top w:val="none" w:color="FFFFFF" w:sz="0"/>
+                    <w:left w:val="none" w:color="FFFFFF" w:sz="0"/>
+                    <w:bottom w:val="dotted" w:color="9AA8BC" w:sz="6"/>
+                    <w:right w:val="none" w:color="FFFFFF" w:sz="0"/>
+                  </w:tcBorders>
+                  <w:tcMar>
+                    <w:left w:type="dxa" w:w="0"/>
+                    <w:bottom w:type="dxa" w:w="20"/>
+                    <w:right w:type="dxa" w:w="0"/>
+                  </w:tcMar>
+                  <w:vAlign w:val="bottom"/>
+                </w:tcPr>
+                <w:p>
+                  <w:pPr>
+                    <w:spacing w:after="0" w:before="0"/>
+                  </w:pPr>
+                  <w:r>
+                    <w:rPr>
+                      <w:rFonts w:ascii="Arial" w:cs="Arial" w:eastAsia="Arial" w:hAnsi="Arial"/>
+                      <w:color w:val="5A6B85"/>
+                      <w:sz w:val="21"/>
+                      <w:szCs w:val="21"/>
+                    </w:rPr>
+                    <w:t xml:space="preserve"/>
+                  </w:r>
+                </w:p>
+              </w:tc>
+            </w:tr>
+          </w:tbl>
+          <w:p>
+            <w:pPr>
+              <w:keepNext/>
+              <w:spacing w:after="60" w:before="120"/>
+            </w:pPr>
+            <w:r>
+              <w:rPr>
+                <w:rFonts w:ascii="Arial" w:cs="Arial" w:eastAsia="Arial" w:hAnsi="Arial"/>
+                <w:b/>
+                <w:bCs/>
+                <w:sz w:val="21"/>
+                <w:szCs w:val="21"/>
+              </w:rPr>
+              <w:t xml:space="preserve">Why do companies pay penetration testers?</w:t>
+            </w:r>
+          </w:p>
+          <w:tbl>
+            <w:tblPr>
+              <w:tblW w:type="dxa" w:w="10026"/>
+              <w:tblBorders>
+                <w:top w:val="single" w:color="auto" w:sz="4"/>
+                <w:left w:val="single" w:color="auto" w:sz="4"/>
+                <w:bottom w:val="single" w:color="auto" w:sz="4"/>
+                <w:right w:val="single" w:color="auto" w:sz="4"/>
+                <w:insideH w:val="single" w:color="auto" w:sz="4"/>
+                <w:insideV w:val="single" w:color="auto" w:sz="4"/>
+              </w:tblBorders>
+            </w:tblPr>
+            <w:tblGrid>
+              <w:gridCol w:w="10026"/>
+            </w:tblGrid>
+            <w:tr>
+              <w:trPr>
+                <w:cantSplit/>
+                <w:trHeight w:val="460" w:hRule="exact"/>
+              </w:trPr>
+              <w:tc>
+                <w:tcPr>
+                  <w:tcW w:type="dxa" w:w="10026"/>
+                  <w:tcBorders>
+                    <w:top w:val="none" w:color="FFFFFF" w:sz="0"/>
+                    <w:left w:val="none" w:color="FFFFFF" w:sz="0"/>
+                    <w:bottom w:val="dotted" w:color="9AA8BC" w:sz="6"/>
+                    <w:right w:val="none" w:color="FFFFFF" w:sz="0"/>
+                  </w:tcBorders>
+                  <w:tcMar>
+                    <w:left w:type="dxa" w:w="0"/>
+                    <w:bottom w:type="dxa" w:w="20"/>
+                    <w:right w:type="dxa" w:w="0"/>
+                  </w:tcMar>
+                  <w:vAlign w:val="bottom"/>
+                </w:tcPr>
+                <w:p>
+                  <w:pPr>
+                    <w:spacing w:after="0" w:before="0"/>
+                  </w:pPr>
+                  <w:r>
+                    <w:rPr>
+                      <w:rFonts w:ascii="Arial" w:cs="Arial" w:eastAsia="Arial" w:hAnsi="Arial"/>
+                      <w:color w:val="5A6B85"/>
+                      <w:sz w:val="21"/>
+                      <w:szCs w:val="21"/>
+                    </w:rPr>
+                    <w:t xml:space="preserve"/>
+                  </w:r>
+                </w:p>
+              </w:tc>
+            </w:tr>
+            <w:tr>
+              <w:trPr>
+                <w:cantSplit/>
+                <w:trHeight w:val="460" w:hRule="exact"/>
+              </w:trPr>
+              <w:tc>
+                <w:tcPr>
+                  <w:tcW w:type="dxa" w:w="10026"/>
+                  <w:tcBorders>
+                    <w:top w:val="none" w:color="FFFFFF" w:sz="0"/>
+                    <w:left w:val="none" w:color="FFFFFF" w:sz="0"/>
+                    <w:bottom w:val="dotted" w:color="9AA8BC" w:sz="6"/>
+                    <w:right w:val="none" w:color="FFFFFF" w:sz="0"/>
+                  </w:tcBorders>
+                  <w:tcMar>
+                    <w:left w:type="dxa" w:w="0"/>
+                    <w:bottom w:type="dxa" w:w="20"/>
+                    <w:right w:type="dxa" w:w="0"/>
+                  </w:tcMar>
+                  <w:vAlign w:val="bottom"/>
+                </w:tcPr>
+                <w:p>
+                  <w:pPr>
+                    <w:spacing w:after="0" w:before="0"/>
+                  </w:pPr>
+                  <w:r>
+                    <w:rPr>
+                      <w:rFonts w:ascii="Arial" w:cs="Arial" w:eastAsia="Arial" w:hAnsi="Arial"/>
+                      <w:color w:val="5A6B85"/>
+                      <w:sz w:val="21"/>
+                      <w:szCs w:val="21"/>
+                    </w:rPr>
+                    <w:t xml:space="preserve"/>
+                  </w:r>
+                </w:p>
+              </w:tc>
+            </w:tr>
+          </w:tbl>
+          <w:p>
+            <w:pPr>
+              <w:keepNext/>
+              <w:spacing w:after="60" w:before="120"/>
+            </w:pPr>
+            <w:r>
+              <w:rPr>
+                <w:rFonts w:ascii="Arial" w:cs="Arial" w:eastAsia="Arial" w:hAnsi="Arial"/>
+                <w:b/>
+                <w:bCs/>
+                <w:sz w:val="21"/>
+                <w:szCs w:val="21"/>
+              </w:rPr>
+              <w:t xml:space="preserve">Why hide detailed error messages on a live site?</w:t>
             </w:r>
           </w:p>
           <w:tbl>
@@ -3666,7 +4832,7 @@
                 <w:sz w:val="21"/>
                 <w:szCs w:val="21"/>
               </w:rPr>
-              <w:t xml:space="preserve">How does an SQL injection hack work?</w:t>
+              <w:t xml:space="preserve">How does an SQL injection attack work, and how can it be prevented?</w:t>
             </w:r>
           </w:p>
           <w:tbl>
@@ -3895,7 +5061,7 @@
                 <w:sz w:val="21"/>
                 <w:szCs w:val="21"/>
               </w:rPr>
-              <w:t xml:space="preserve">a)  Describe what is meant by the term SQL injection.  </w:t>
+              <w:t xml:space="preserve">a)  Describe what happens during an SQL injection attack.  </w:t>
             </w:r>
             <w:r>
               <w:rPr>
@@ -3904,7 +5070,7 @@
                 <w:sz w:val="21"/>
                 <w:szCs w:val="21"/>
               </w:rPr>
-              <w:t xml:space="preserve">[2]</w:t>
+              <w:t xml:space="preserve">[3]</w:t>
             </w:r>
           </w:p>
           <w:tbl>
@@ -4047,7 +5213,7 @@
                 <w:sz w:val="21"/>
                 <w:szCs w:val="21"/>
               </w:rPr>
-              <w:t xml:space="preserve">b)  Explain how a programmer can protect a login page against SQL injection.  </w:t>
+              <w:t xml:space="preserve">b)  Explain two techniques a programmer can use to prevent SQL injection.  </w:t>
             </w:r>
             <w:r>
               <w:rPr>
